--- a/HB92CY003SustainableResourcesWorkbook.docx
+++ b/HB92CY003SustainableResourcesWorkbook.docx
@@ -657,6 +657,145 @@
         <w:t xml:space="preserve">This workbook covers Unit HB92CY003 — Sustainable Use of Natural Resources. It is part of the Agored Cymru Level 2 Learning in the Outdoors qualification. Work through each Learning Outcome section, then complete the formal Assessment Tasks.</w:t>
       </w:r>
     </w:p>
+    <w:p>
+      <w:pPr>
+        <w:spacing w:after="120" w:before="40"/>
+      </w:pPr>
+      <w:r>
+        <w:drawing>
+          <wp:inline xmlns:a="http://schemas.openxmlformats.org/drawingml/2006/main" xmlns:pic="http://schemas.openxmlformats.org/drawingml/2006/picture">
+            <wp:extent cx="156220" cy="182880"/>
+            <wp:docPr id="2" name="Picture 2"/>
+            <wp:cNvGraphicFramePr>
+              <a:graphicFrameLocks noChangeAspect="1"/>
+            </wp:cNvGraphicFramePr>
+            <a:graphic>
+              <a:graphicData uri="http://schemas.openxmlformats.org/drawingml/2006/picture">
+                <pic:pic>
+                  <pic:nvPicPr>
+                    <pic:cNvPr id="0" name="DCF_InteractingCollaborating.png"/>
+                    <pic:cNvPicPr/>
+                  </pic:nvPicPr>
+                  <pic:blipFill>
+                    <a:blip r:embed="rId11"/>
+                    <a:stretch>
+                      <a:fillRect/>
+                    </a:stretch>
+                  </pic:blipFill>
+                  <pic:spPr>
+                    <a:xfrm>
+                      <a:off x="0" y="0"/>
+                      <a:ext cx="156220" cy="182880"/>
+                    </a:xfrm>
+                    <a:prstGeom prst="rect"/>
+                  </pic:spPr>
+                </pic:pic>
+              </a:graphicData>
+            </a:graphic>
+          </wp:inline>
+        </w:drawing>
+      </w:r>
+      <w:r>
+        <w:rPr>
+          <w:b/>
+          <w:color w:val="3730A3"/>
+          <w:sz w:val="18"/>
+        </w:rPr>
+        <w:t xml:space="preserve">  Interacting and Collaborating   </w:t>
+      </w:r>
+      <w:r>
+        <w:drawing>
+          <wp:inline xmlns:a="http://schemas.openxmlformats.org/drawingml/2006/main" xmlns:pic="http://schemas.openxmlformats.org/drawingml/2006/picture">
+            <wp:extent cx="167770" cy="182880"/>
+            <wp:docPr id="3" name="Picture 3"/>
+            <wp:cNvGraphicFramePr>
+              <a:graphicFrameLocks noChangeAspect="1"/>
+            </wp:cNvGraphicFramePr>
+            <a:graphic>
+              <a:graphicData uri="http://schemas.openxmlformats.org/drawingml/2006/picture">
+                <pic:pic>
+                  <pic:nvPicPr>
+                    <pic:cNvPr id="0" name="DCF_Producing.png"/>
+                    <pic:cNvPicPr/>
+                  </pic:nvPicPr>
+                  <pic:blipFill>
+                    <a:blip r:embed="rId12"/>
+                    <a:stretch>
+                      <a:fillRect/>
+                    </a:stretch>
+                  </pic:blipFill>
+                  <pic:spPr>
+                    <a:xfrm>
+                      <a:off x="0" y="0"/>
+                      <a:ext cx="167770" cy="182880"/>
+                    </a:xfrm>
+                    <a:prstGeom prst="rect"/>
+                  </pic:spPr>
+                </pic:pic>
+              </a:graphicData>
+            </a:graphic>
+          </wp:inline>
+        </w:drawing>
+      </w:r>
+      <w:r>
+        <w:rPr>
+          <w:b/>
+          <w:color w:val="3730A3"/>
+          <w:sz w:val="18"/>
+        </w:rPr>
+        <w:t xml:space="preserve">  Producing   </w:t>
+      </w:r>
+      <w:r>
+        <w:drawing>
+          <wp:inline xmlns:a="http://schemas.openxmlformats.org/drawingml/2006/main" xmlns:pic="http://schemas.openxmlformats.org/drawingml/2006/picture">
+            <wp:extent cx="166803" cy="182880"/>
+            <wp:docPr id="4" name="Picture 4"/>
+            <wp:cNvGraphicFramePr>
+              <a:graphicFrameLocks noChangeAspect="1"/>
+            </wp:cNvGraphicFramePr>
+            <a:graphic>
+              <a:graphicData uri="http://schemas.openxmlformats.org/drawingml/2006/picture">
+                <pic:pic>
+                  <pic:nvPicPr>
+                    <pic:cNvPr id="0" name="DCF_DataComputationalThinking.png"/>
+                    <pic:cNvPicPr/>
+                  </pic:nvPicPr>
+                  <pic:blipFill>
+                    <a:blip r:embed="rId13"/>
+                    <a:stretch>
+                      <a:fillRect/>
+                    </a:stretch>
+                  </pic:blipFill>
+                  <pic:spPr>
+                    <a:xfrm>
+                      <a:off x="0" y="0"/>
+                      <a:ext cx="166803" cy="182880"/>
+                    </a:xfrm>
+                    <a:prstGeom prst="rect"/>
+                  </pic:spPr>
+                </pic:pic>
+              </a:graphicData>
+            </a:graphic>
+          </wp:inline>
+        </w:drawing>
+      </w:r>
+      <w:r>
+        <w:rPr>
+          <w:b/>
+          <w:color w:val="3730A3"/>
+          <w:sz w:val="18"/>
+        </w:rPr>
+        <w:t xml:space="preserve">  Data and Computational Thinking   </w:t>
+      </w:r>
+      <w:r>
+        <w:rPr>
+          <w:i/>
+          <w:color w:val="6B7B8C"/>
+          <w:sz w:val="18"/>
+        </w:rPr>
+        <w:t>This workbook also lets you practise some Digital Competence Framework (DCF) skills.</w:t>
+      </w:r>
+    </w:p>
     <w:tbl>
       <w:tblPr>
         <w:tblW w:type="dxa" w:w="9746"/>
@@ -1783,6 +1922,53 @@
           <w:szCs w:val="24"/>
         </w:rPr>
         <w:t xml:space="preserve">Identify at least TWO different species found in the geographical area you described in 1.1. Include the type of organism and its role in the ecosystem.</w:t>
+      </w:r>
+    </w:p>
+    <w:p>
+      <w:pPr>
+        <w:spacing w:after="120" w:before="40"/>
+      </w:pPr>
+      <w:r>
+        <w:drawing>
+          <wp:inline xmlns:a="http://schemas.openxmlformats.org/drawingml/2006/main" xmlns:pic="http://schemas.openxmlformats.org/drawingml/2006/picture">
+            <wp:extent cx="166803" cy="182880"/>
+            <wp:docPr id="5" name="Picture 5"/>
+            <wp:cNvGraphicFramePr>
+              <a:graphicFrameLocks noChangeAspect="1"/>
+            </wp:cNvGraphicFramePr>
+            <a:graphic>
+              <a:graphicData uri="http://schemas.openxmlformats.org/drawingml/2006/picture">
+                <pic:pic>
+                  <pic:nvPicPr>
+                    <pic:cNvPr id="0" name="DCF_DataComputationalThinking.png"/>
+                    <pic:cNvPicPr/>
+                  </pic:nvPicPr>
+                  <pic:blipFill>
+                    <a:blip r:embed="rId13"/>
+                    <a:stretch>
+                      <a:fillRect/>
+                    </a:stretch>
+                  </pic:blipFill>
+                  <pic:spPr>
+                    <a:xfrm>
+                      <a:off x="0" y="0"/>
+                      <a:ext cx="166803" cy="182880"/>
+                    </a:xfrm>
+                    <a:prstGeom prst="rect"/>
+                  </pic:spPr>
+                </pic:pic>
+              </a:graphicData>
+            </a:graphic>
+          </wp:inline>
+        </w:drawing>
+      </w:r>
+      <w:r>
+        <w:rPr>
+          <w:b/>
+          <w:color w:val="3730A3"/>
+          <w:sz w:val="18"/>
+        </w:rPr>
+        <w:t xml:space="preserve">  Data and Computational Thinking   </w:t>
       </w:r>
     </w:p>
     <w:tbl>
